--- a/static/downloads/fr/docx/layer-0/scope-declaration.docx
+++ b/static/downloads/fr/docx/layer-0/scope-declaration.docx
@@ -87,7 +87,7 @@
         <w:t xml:space="preserve"> </w:t>
       </w:r>
       <w:r>
-        <w:t xml:space="preserve">2026-06-26</w:t>
+        <w:t xml:space="preserve">2026-07-07</w:t>
       </w:r>
     </w:p>
     <w:p>
@@ -331,24 +331,34 @@
     </w:p>
     <w:p>
       <w:pPr>
-        <w:pStyle w:val="BlockText"/>
-      </w:pPr>
-      <w:r>
-        <w:t xml:space="preserve">**Justification — Pourquoi énumérer chaque actif gouverné **</w:t>
-      </w:r>
-    </w:p>
-    <w:p>
-      <w:pPr>
-        <w:pStyle w:val="BlockText"/>
-      </w:pPr>
-      <w:r>
-        <w:t xml:space="preserve">Si la communauté n’a pas explicitement désigné un actif comme étant dans le périmètre, il ne l’est pas — point final. Lister les actifs par leur nom comble le vide dans lequel des revendications informelles d’autorité se développent sur des ressources non déclarées, et donne aux membres une liste de vérification concrète de ce que la communauté contrôle réellement.</w:t>
-      </w:r>
-    </w:p>
-    <w:p>
-      <w:pPr>
-        <w:pStyle w:val="BlockText"/>
-      </w:pPr>
+        <w:pStyle w:val="BodyText"/>
+      </w:pPr>
+      <w:r>
+        <w:t xml:space="preserve">&gt; **Justification — Pourquoi énumérer chaque actif gouverné **</w:t>
+      </w:r>
+      <w:r>
+        <w:t xml:space="preserve"> </w:t>
+      </w:r>
+      <w:r>
+        <w:t xml:space="preserve">&gt;</w:t>
+      </w:r>
+      <w:r>
+        <w:t xml:space="preserve"> </w:t>
+      </w:r>
+      <w:r>
+        <w:t xml:space="preserve">&gt; Si la communauté n’a pas explicitement désigné un actif comme étant dans le périmètre, il ne l’est pas — point final. Lister les actifs par leur nom comble le vide dans lequel des revendications informelles d’autorité se développent sur des ressources non déclarées, et donne aux membres une liste de vérification concrète de ce que la communauté contrôle réellement.</w:t>
+      </w:r>
+    </w:p>
+    <w:p>
+      <w:pPr>
+        <w:pStyle w:val="BodyText"/>
+      </w:pPr>
+      <w:r>
+        <w:t xml:space="preserve">&gt;</w:t>
+      </w:r>
+      <w:r>
+        <w:t xml:space="preserve"> </w:t>
+      </w:r>
       <w:r>
         <w:rPr>
           <w:b/>
@@ -356,13 +366,17 @@
         </w:rPr>
         <w:t xml:space="preserve">Instructions — Comment remplir cette section</w:t>
       </w:r>
-    </w:p>
-    <w:p>
-      <w:pPr>
-        <w:pStyle w:val="BlockText"/>
-      </w:pPr>
-      <w:r>
-        <w:t xml:space="preserve">Liste tous les actifs que la communauté gouverne collectivement : fonds partagés, trésoreries, terrains, biens immobiliers, logiciels, sites web, comptes sur les réseaux sociaux, marque, propriété intellectuelle, infrastructure physique, etc. Sois précis·e — nomme les comptes, portefeuilles, domaines.</w:t>
+      <w:r>
+        <w:t xml:space="preserve"> </w:t>
+      </w:r>
+      <w:r>
+        <w:t xml:space="preserve">&gt;</w:t>
+      </w:r>
+      <w:r>
+        <w:t xml:space="preserve"> </w:t>
+      </w:r>
+      <w:r>
+        <w:t xml:space="preserve">&gt; Liste tous les actifs que la communauté gouverne collectivement : fonds partagés, trésoreries, terrains, biens immobiliers, logiciels, sites web, comptes sur les réseaux sociaux, marque, propriété intellectuelle, infrastructure physique, etc. Sois précis·e — nomme les comptes, portefeuilles, domaines.</w:t>
       </w:r>
     </w:p>
     <w:p>
@@ -494,24 +508,34 @@
     </w:p>
     <w:p>
       <w:pPr>
-        <w:pStyle w:val="BlockText"/>
-      </w:pPr>
-      <w:r>
-        <w:t xml:space="preserve">**Justification — Pourquoi nommer les domaines de décision, et pas seulement les actifs **</w:t>
-      </w:r>
-    </w:p>
-    <w:p>
-      <w:pPr>
-        <w:pStyle w:val="BlockText"/>
-      </w:pPr>
-      <w:r>
-        <w:t xml:space="preserve">Le périmètre ne concerne pas uniquement les biens — il s’agit aussi de savoir quels types de questions la communauté peut trancher collectivement. Nommer les domaines de décision rend explicite où s’applique l’autorité collective et où c’est un individu ou une partie externe qui décide, empêchant ainsi la capture silencieuse de territoires décisionnels.</w:t>
-      </w:r>
-    </w:p>
-    <w:p>
-      <w:pPr>
-        <w:pStyle w:val="BlockText"/>
-      </w:pPr>
+        <w:pStyle w:val="BodyText"/>
+      </w:pPr>
+      <w:r>
+        <w:t xml:space="preserve">&gt; **Justification — Pourquoi nommer les domaines de décision, et pas seulement les actifs **</w:t>
+      </w:r>
+      <w:r>
+        <w:t xml:space="preserve"> </w:t>
+      </w:r>
+      <w:r>
+        <w:t xml:space="preserve">&gt;</w:t>
+      </w:r>
+      <w:r>
+        <w:t xml:space="preserve"> </w:t>
+      </w:r>
+      <w:r>
+        <w:t xml:space="preserve">&gt; Le périmètre ne concerne pas uniquement les biens — il s’agit aussi de savoir quels types de questions la communauté peut trancher collectivement. Nommer les domaines de décision rend explicite où s’applique l’autorité collective et où c’est un individu ou une partie externe qui décide, empêchant ainsi la capture silencieuse de territoires décisionnels.</w:t>
+      </w:r>
+    </w:p>
+    <w:p>
+      <w:pPr>
+        <w:pStyle w:val="BodyText"/>
+      </w:pPr>
+      <w:r>
+        <w:t xml:space="preserve">&gt;</w:t>
+      </w:r>
+      <w:r>
+        <w:t xml:space="preserve"> </w:t>
+      </w:r>
       <w:r>
         <w:rPr>
           <w:b/>
@@ -519,13 +543,17 @@
         </w:rPr>
         <w:t xml:space="preserve">Instructions — Comment remplir cette section</w:t>
       </w:r>
-    </w:p>
-    <w:p>
-      <w:pPr>
-        <w:pStyle w:val="BlockText"/>
-      </w:pPr>
-      <w:r>
-        <w:t xml:space="preserve">Liste les catégories de décisions sur lesquelles la communauté a autorité. Elles correspondent aux couches ultérieures (gouvernance, adhésion, trésorerie, etc.) — nomme-les à un niveau qui rende clair quels types de questions la communauté décide ensemble.</w:t>
+      <w:r>
+        <w:t xml:space="preserve"> </w:t>
+      </w:r>
+      <w:r>
+        <w:t xml:space="preserve">&gt;</w:t>
+      </w:r>
+      <w:r>
+        <w:t xml:space="preserve"> </w:t>
+      </w:r>
+      <w:r>
+        <w:t xml:space="preserve">&gt; Liste les catégories de décisions sur lesquelles la communauté a autorité. Elles correspondent aux couches ultérieures (gouvernance, adhésion, trésorerie, etc.) — nomme-les à un niveau qui rende clair quels types de questions la communauté décide ensemble.</w:t>
       </w:r>
     </w:p>
     <w:p>
@@ -657,24 +685,34 @@
     </w:p>
     <w:p>
       <w:pPr>
-        <w:pStyle w:val="BlockText"/>
-      </w:pPr>
-      <w:r>
-        <w:t xml:space="preserve">**Justification — Pourquoi déclarer le travail dont la communauté est responsable **</w:t>
-      </w:r>
-    </w:p>
-    <w:p>
-      <w:pPr>
-        <w:pStyle w:val="BlockText"/>
-      </w:pPr>
-      <w:r>
-        <w:t xml:space="preserve">L’autorité sans responsabilité assumée produit la paralysie ; la responsabilité sans autorité déclarée produit l’épuisement et les reproches. Lister les activités que la communauté gouverne collectivement rend le travail visible, assignable et imputable — et met en évidence quand quelque chose d’important n’a pas de responsable.</w:t>
-      </w:r>
-    </w:p>
-    <w:p>
-      <w:pPr>
-        <w:pStyle w:val="BlockText"/>
-      </w:pPr>
+        <w:pStyle w:val="BodyText"/>
+      </w:pPr>
+      <w:r>
+        <w:t xml:space="preserve">&gt; **Justification — Pourquoi déclarer le travail dont la communauté est responsable **</w:t>
+      </w:r>
+      <w:r>
+        <w:t xml:space="preserve"> </w:t>
+      </w:r>
+      <w:r>
+        <w:t xml:space="preserve">&gt;</w:t>
+      </w:r>
+      <w:r>
+        <w:t xml:space="preserve"> </w:t>
+      </w:r>
+      <w:r>
+        <w:t xml:space="preserve">&gt; L’autorité sans responsabilité assumée produit la paralysie ; la responsabilité sans autorité déclarée produit l’épuisement et les reproches. Lister les activités que la communauté gouverne collectivement rend le travail visible, assignable et imputable — et met en évidence quand quelque chose d’important n’a pas de responsable.</w:t>
+      </w:r>
+    </w:p>
+    <w:p>
+      <w:pPr>
+        <w:pStyle w:val="BodyText"/>
+      </w:pPr>
+      <w:r>
+        <w:t xml:space="preserve">&gt;</w:t>
+      </w:r>
+      <w:r>
+        <w:t xml:space="preserve"> </w:t>
+      </w:r>
       <w:r>
         <w:rPr>
           <w:b/>
@@ -682,13 +720,17 @@
         </w:rPr>
         <w:t xml:space="preserve">Instructions — Comment remplir cette section</w:t>
       </w:r>
-    </w:p>
-    <w:p>
-      <w:pPr>
-        <w:pStyle w:val="BlockText"/>
-      </w:pPr>
-      <w:r>
-        <w:t xml:space="preserve">Liste les activités permanentes dont la communauté est responsable : entretien de l’infrastructure partagée, admission des membres, rapports sur les ressources, gestion de la marque, etc. Ce sont les choses qui ont besoin d’un·e responsable via la Couche 5.</w:t>
+      <w:r>
+        <w:t xml:space="preserve"> </w:t>
+      </w:r>
+      <w:r>
+        <w:t xml:space="preserve">&gt;</w:t>
+      </w:r>
+      <w:r>
+        <w:t xml:space="preserve"> </w:t>
+      </w:r>
+      <w:r>
+        <w:t xml:space="preserve">&gt; Liste les activités permanentes dont la communauté est responsable : entretien de l’infrastructure partagée, admission des membres, rapports sur les ressources, gestion de la marque, etc. Ce sont les choses qui ont besoin d’un·e responsable via la Couche 5.</w:t>
       </w:r>
     </w:p>
     <w:p>
@@ -844,24 +886,34 @@
     </w:p>
     <w:p>
       <w:pPr>
-        <w:pStyle w:val="BlockText"/>
-      </w:pPr>
-      <w:r>
-        <w:t xml:space="preserve">**Justification — Pourquoi nommer ce que la communauté ne doit pas toucher **</w:t>
-      </w:r>
-    </w:p>
-    <w:p>
-      <w:pPr>
-        <w:pStyle w:val="BlockText"/>
-      </w:pPr>
-      <w:r>
-        <w:t xml:space="preserve">Une limite non énoncée n’est pas une limite. Les éléments explicitement hors périmètre protègent les membres contre l’intrusion de la communauté dans leur vie privée et leurs finances, et protègent les parties externes contre toute présomption d’autorité de la communauté sur leurs affaires. Si un élément n’est pas nommé ici, la règle par défaut « ce qui n’est pas dans le périmètre est hors périmètre » s’applique toujours — mais nommer les éléments importants ne laisse aucune place à la contestation.</w:t>
-      </w:r>
-    </w:p>
-    <w:p>
-      <w:pPr>
-        <w:pStyle w:val="BlockText"/>
-      </w:pPr>
+        <w:pStyle w:val="BodyText"/>
+      </w:pPr>
+      <w:r>
+        <w:t xml:space="preserve">&gt; **Justification — Pourquoi nommer ce que la communauté ne doit pas toucher **</w:t>
+      </w:r>
+      <w:r>
+        <w:t xml:space="preserve"> </w:t>
+      </w:r>
+      <w:r>
+        <w:t xml:space="preserve">&gt;</w:t>
+      </w:r>
+      <w:r>
+        <w:t xml:space="preserve"> </w:t>
+      </w:r>
+      <w:r>
+        <w:t xml:space="preserve">&gt; Une limite non énoncée n’est pas une limite. Les éléments explicitement hors périmètre protègent les membres contre l’intrusion de la communauté dans leur vie privée et leurs finances, et protègent les parties externes contre toute présomption d’autorité de la communauté sur leurs affaires. Si un élément n’est pas nommé ici, la règle par défaut « ce qui n’est pas dans le périmètre est hors périmètre » s’applique toujours — mais nommer les éléments importants ne laisse aucune place à la contestation.</w:t>
+      </w:r>
+    </w:p>
+    <w:p>
+      <w:pPr>
+        <w:pStyle w:val="BodyText"/>
+      </w:pPr>
+      <w:r>
+        <w:t xml:space="preserve">&gt;</w:t>
+      </w:r>
+      <w:r>
+        <w:t xml:space="preserve"> </w:t>
+      </w:r>
       <w:r>
         <w:rPr>
           <w:b/>
@@ -869,13 +921,17 @@
         </w:rPr>
         <w:t xml:space="preserve">Instructions — Comment remplir cette section</w:t>
       </w:r>
-    </w:p>
-    <w:p>
-      <w:pPr>
-        <w:pStyle w:val="BlockText"/>
-      </w:pPr>
-      <w:r>
-        <w:t xml:space="preserve">Liste les limites les plus importantes : les choses que les gens pourraient supposer être dans le périmètre mais qui ne le sont pas. Finances personnelles, relations privées, infrastructure de tiers, projets externes, etc.</w:t>
+      <w:r>
+        <w:t xml:space="preserve"> </w:t>
+      </w:r>
+      <w:r>
+        <w:t xml:space="preserve">&gt;</w:t>
+      </w:r>
+      <w:r>
+        <w:t xml:space="preserve"> </w:t>
+      </w:r>
+      <w:r>
+        <w:t xml:space="preserve">&gt; Liste les limites les plus importantes : les choses que les gens pourraient supposer être dans le périmètre mais qui ne le sont pas. Finances personnelles, relations privées, infrastructure de tiers, projets externes, etc.</w:t>
       </w:r>
     </w:p>
     <w:p>
@@ -977,6 +1033,9 @@
       <w:r>
         <w:t xml:space="preserve"> </w:t>
       </w:r>
+      <w:r>
+        <w:t xml:space="preserve">&lt;AAAA-MM-JJ&gt;</w:t>
+      </w:r>
     </w:p>
     <w:p>
       <w:pPr>
@@ -1017,6 +1076,9 @@
       </w:r>
       <w:r>
         <w:t xml:space="preserve"> </w:t>
+      </w:r>
+      <w:r>
+        <w:t xml:space="preserve">&lt;version&gt;</w:t>
       </w:r>
     </w:p>
     <w:p>

--- a/static/downloads/fr/docx/layer-0/scope-declaration.docx
+++ b/static/downloads/fr/docx/layer-0/scope-declaration.docx
@@ -87,7 +87,7 @@
         <w:t xml:space="preserve"> </w:t>
       </w:r>
       <w:r>
-        <w:t xml:space="preserve">2026-07-07</w:t>
+        <w:t xml:space="preserve">2026-08-31</w:t>
       </w:r>
     </w:p>
     <w:p>
